--- a/JournalEntry.docx
+++ b/JournalEntry.docx
@@ -135,7 +135,13 @@
         <w:pStyle w:val="ListBullet"/>
       </w:pPr>
       <w:r>
-        <w:t>[fill in anything the team debated, e.g. whether buyer rating belongs in Verification Records or a separate Feedback store]</w:t>
+        <w:t>W</w:t>
+      </w:r>
+      <w:r>
+        <w:t>hether buyer rating belongs in Verification Records or a separate Feedback store</w:t>
+      </w:r>
+      <w:r>
+        <w:t>.</w:t>
       </w:r>
     </w:p>
     <w:p>
